--- a/kyozai/math2-kimatsu/第1回_採点用解答.docx
+++ b/kyozai/math2-kimatsu/第1回_採点用解答.docx
@@ -2036,103 +2036,6 @@
             </w:pPr>
             <m:oMath xmlns:m="http://schemas.openxmlformats.org/officeDocument/2006/math" xmlns:w="http://schemas.openxmlformats.org/wordprocessingml/2006/main">
               <m:r>
-                <m:t xml:space="preserve">y=−4x+10</m:t>
-              </m:r>
-            </m:oMath>
-          </w:p>
-        </w:tc>
-        <w:tc>
-          <w:tcPr>
-            <w:tcW w:type="dxa" w:w="1400"/>
-            <w:tcBorders>
-              <w:top w:val="single" w:color="000000" w:sz="8"/>
-              <w:left w:val="single" w:color="000000" w:sz="8"/>
-              <w:bottom w:val="single" w:color="000000" w:sz="8"/>
-              <w:right w:val="single" w:color="000000" w:sz="8"/>
-            </w:tcBorders>
-            <w:tcMar>
-              <w:top w:type="dxa" w:w="30"/>
-              <w:left w:type="dxa" w:w="100"/>
-              <w:bottom w:type="dxa" w:w="30"/>
-              <w:right w:type="dxa" w:w="100"/>
-            </w:tcMar>
-          </w:tcPr>
-          <w:p>
-            <w:pPr>
-              <w:spacing w:after="0" w:before="0" w:line="300" w:lineRule="atLeast"/>
-              <w:jc w:val="center"/>
-            </w:pPr>
-            <w:r>
-              <w:rPr>
-                <w:rFonts w:ascii="MS P明朝" w:cs="MS P明朝" w:eastAsia="MS P明朝" w:hAnsi="MS P明朝"/>
-                <w:b w:val="false"/>
-                <w:bCs w:val="false"/>
-                <w:sz w:val="22"/>
-                <w:szCs w:val="22"/>
-              </w:rPr>
-              <w:t xml:space="preserve">5</w:t>
-            </w:r>
-          </w:p>
-        </w:tc>
-      </w:tr>
-      <w:tr>
-        <w:trPr>
-          <w:cantSplit/>
-        </w:trPr>
-        <w:tc>
-          <w:tcPr>
-            <w:tcW w:type="dxa" w:w="1800"/>
-            <w:tcBorders>
-              <w:top w:val="single" w:color="000000" w:sz="8"/>
-              <w:left w:val="single" w:color="000000" w:sz="8"/>
-              <w:bottom w:val="single" w:color="000000" w:sz="8"/>
-              <w:right w:val="single" w:color="000000" w:sz="8"/>
-            </w:tcBorders>
-            <w:tcMar>
-              <w:top w:type="dxa" w:w="30"/>
-              <w:left w:type="dxa" w:w="100"/>
-              <w:bottom w:type="dxa" w:w="30"/>
-              <w:right w:type="dxa" w:w="100"/>
-            </w:tcMar>
-          </w:tcPr>
-          <w:p>
-            <w:pPr>
-              <w:spacing w:after="0" w:before="0" w:line="300" w:lineRule="atLeast"/>
-            </w:pPr>
-            <w:r>
-              <w:rPr>
-                <w:rFonts w:ascii="MS P明朝" w:cs="MS P明朝" w:eastAsia="MS P明朝" w:hAnsi="MS P明朝"/>
-                <w:b w:val="false"/>
-                <w:bCs w:val="false"/>
-                <w:sz w:val="22"/>
-                <w:szCs w:val="22"/>
-              </w:rPr>
-              <w:t xml:space="preserve">★1（4）</w:t>
-            </w:r>
-          </w:p>
-        </w:tc>
-        <w:tc>
-          <w:tcPr>
-            <w:tcW w:type="dxa" w:w="9470"/>
-            <w:tcBorders>
-              <w:top w:val="single" w:color="000000" w:sz="8"/>
-              <w:left w:val="single" w:color="000000" w:sz="8"/>
-              <w:bottom w:val="single" w:color="000000" w:sz="8"/>
-              <w:right w:val="single" w:color="000000" w:sz="8"/>
-            </w:tcBorders>
-            <w:tcMar>
-              <w:top w:type="dxa" w:w="30"/>
-              <w:left w:type="dxa" w:w="100"/>
-              <w:bottom w:type="dxa" w:w="30"/>
-              <w:right w:type="dxa" w:w="100"/>
-            </w:tcMar>
-          </w:tcPr>
-          <w:p>
-            <w:pPr>
-              <w:spacing w:after="0" w:before="0" w:line="300" w:lineRule="atLeast"/>
-            </w:pPr>
-            <m:oMath xmlns:m="http://schemas.openxmlformats.org/officeDocument/2006/math" xmlns:w="http://schemas.openxmlformats.org/wordprocessingml/2006/main">
-              <m:r>
                 <m:t xml:space="preserve">y=</m:t>
               </m:r>
               <m:f>
@@ -2149,6 +2052,103 @@
               </m:f>
               <m:r>
                 <m:t xml:space="preserve">x+1</m:t>
+              </m:r>
+            </m:oMath>
+          </w:p>
+        </w:tc>
+        <w:tc>
+          <w:tcPr>
+            <w:tcW w:type="dxa" w:w="1400"/>
+            <w:tcBorders>
+              <w:top w:val="single" w:color="000000" w:sz="8"/>
+              <w:left w:val="single" w:color="000000" w:sz="8"/>
+              <w:bottom w:val="single" w:color="000000" w:sz="8"/>
+              <w:right w:val="single" w:color="000000" w:sz="8"/>
+            </w:tcBorders>
+            <w:tcMar>
+              <w:top w:type="dxa" w:w="30"/>
+              <w:left w:type="dxa" w:w="100"/>
+              <w:bottom w:type="dxa" w:w="30"/>
+              <w:right w:type="dxa" w:w="100"/>
+            </w:tcMar>
+          </w:tcPr>
+          <w:p>
+            <w:pPr>
+              <w:spacing w:after="0" w:before="0" w:line="300" w:lineRule="atLeast"/>
+              <w:jc w:val="center"/>
+            </w:pPr>
+            <w:r>
+              <w:rPr>
+                <w:rFonts w:ascii="MS P明朝" w:cs="MS P明朝" w:eastAsia="MS P明朝" w:hAnsi="MS P明朝"/>
+                <w:b w:val="false"/>
+                <w:bCs w:val="false"/>
+                <w:sz w:val="22"/>
+                <w:szCs w:val="22"/>
+              </w:rPr>
+              <w:t xml:space="preserve">5</w:t>
+            </w:r>
+          </w:p>
+        </w:tc>
+      </w:tr>
+      <w:tr>
+        <w:trPr>
+          <w:cantSplit/>
+        </w:trPr>
+        <w:tc>
+          <w:tcPr>
+            <w:tcW w:type="dxa" w:w="1800"/>
+            <w:tcBorders>
+              <w:top w:val="single" w:color="000000" w:sz="8"/>
+              <w:left w:val="single" w:color="000000" w:sz="8"/>
+              <w:bottom w:val="single" w:color="000000" w:sz="8"/>
+              <w:right w:val="single" w:color="000000" w:sz="8"/>
+            </w:tcBorders>
+            <w:tcMar>
+              <w:top w:type="dxa" w:w="30"/>
+              <w:left w:type="dxa" w:w="100"/>
+              <w:bottom w:type="dxa" w:w="30"/>
+              <w:right w:type="dxa" w:w="100"/>
+            </w:tcMar>
+          </w:tcPr>
+          <w:p>
+            <w:pPr>
+              <w:spacing w:after="0" w:before="0" w:line="300" w:lineRule="atLeast"/>
+            </w:pPr>
+            <w:r>
+              <w:rPr>
+                <w:rFonts w:ascii="MS P明朝" w:cs="MS P明朝" w:eastAsia="MS P明朝" w:hAnsi="MS P明朝"/>
+                <w:b w:val="false"/>
+                <w:bCs w:val="false"/>
+                <w:sz w:val="22"/>
+                <w:szCs w:val="22"/>
+              </w:rPr>
+              <w:t xml:space="preserve">★1（4）</w:t>
+            </w:r>
+          </w:p>
+        </w:tc>
+        <w:tc>
+          <w:tcPr>
+            <w:tcW w:type="dxa" w:w="9470"/>
+            <w:tcBorders>
+              <w:top w:val="single" w:color="000000" w:sz="8"/>
+              <w:left w:val="single" w:color="000000" w:sz="8"/>
+              <w:bottom w:val="single" w:color="000000" w:sz="8"/>
+              <w:right w:val="single" w:color="000000" w:sz="8"/>
+            </w:tcBorders>
+            <w:tcMar>
+              <w:top w:type="dxa" w:w="30"/>
+              <w:left w:type="dxa" w:w="100"/>
+              <w:bottom w:type="dxa" w:w="30"/>
+              <w:right w:type="dxa" w:w="100"/>
+            </w:tcMar>
+          </w:tcPr>
+          <w:p>
+            <w:pPr>
+              <w:spacing w:after="0" w:before="0" w:line="300" w:lineRule="atLeast"/>
+            </w:pPr>
+            <m:oMath xmlns:m="http://schemas.openxmlformats.org/officeDocument/2006/math" xmlns:w="http://schemas.openxmlformats.org/wordprocessingml/2006/main">
+              <m:r>
+                <m:t xml:space="preserve">y=−4x+10</m:t>
               </m:r>
             </m:oMath>
           </w:p>

--- a/kyozai/math2-kimatsu/第1回_採点用解答.docx
+++ b/kyozai/math2-kimatsu/第1回_採点用解答.docx
@@ -1871,7 +1871,7 @@
                 <w:sz w:val="22"/>
                 <w:szCs w:val="22"/>
               </w:rPr>
-              <w:t xml:space="preserve">4</w:t>
+              <w:t xml:space="preserve">5</w:t>
             </w:r>
           </w:p>
         </w:tc>
@@ -2085,7 +2085,7 @@
                 <w:sz w:val="22"/>
                 <w:szCs w:val="22"/>
               </w:rPr>
-              <w:t xml:space="preserve">5</w:t>
+              <w:t xml:space="preserve">6</w:t>
             </w:r>
           </w:p>
         </w:tc>
@@ -2182,7 +2182,7 @@
                 <w:sz w:val="22"/>
                 <w:szCs w:val="22"/>
               </w:rPr>
-              <w:t xml:space="preserve">5</w:t>
+              <w:t xml:space="preserve">6</w:t>
             </w:r>
           </w:p>
         </w:tc>
@@ -2304,7 +2304,7 @@
                 <w:sz w:val="22"/>
                 <w:szCs w:val="22"/>
               </w:rPr>
-              <w:t xml:space="preserve">4</w:t>
+              <w:t xml:space="preserve">5</w:t>
             </w:r>
           </w:p>
         </w:tc>
@@ -2406,7 +2406,7 @@
                 <w:sz w:val="22"/>
                 <w:szCs w:val="22"/>
               </w:rPr>
-              <w:t xml:space="preserve">4</w:t>
+              <w:t xml:space="preserve">5</w:t>
             </w:r>
           </w:p>
         </w:tc>
@@ -2569,61 +2569,11 @@
             <w:pPr>
               <w:spacing w:after="0" w:before="0" w:line="300" w:lineRule="atLeast"/>
             </w:pPr>
-            <w:r>
-              <w:rPr>
-                <w:rFonts w:ascii="MS P明朝" w:cs="MS P明朝" w:eastAsia="MS P明朝" w:hAnsi="MS P明朝"/>
-                <w:b w:val="false"/>
-                <w:bCs w:val="false"/>
-                <w:sz w:val="22"/>
-                <w:szCs w:val="22"/>
-              </w:rPr>
-              <w:t xml:space="preserve">①　</w:t>
-            </w:r>
             <m:oMath xmlns:m="http://schemas.openxmlformats.org/officeDocument/2006/math" xmlns:w="http://schemas.openxmlformats.org/wordprocessingml/2006/main">
               <m:r>
-                <m:t xml:space="preserve">y=−</m:t>
-              </m:r>
-              <m:f>
-                <m:num>
-                  <m:r>
-                    <m:t xml:space="preserve">2</m:t>
-                  </m:r>
-                </m:num>
-                <m:den>
-                  <m:r>
-                    <m:t xml:space="preserve">3</m:t>
-                  </m:r>
-                </m:den>
-              </m:f>
-              <m:r>
-                <m:t xml:space="preserve">x+2</m:t>
+                <m:t xml:space="preserve">a=−3</m:t>
               </m:r>
             </m:oMath>
-            <w:r>
-              <w:rPr>
-                <w:rFonts w:ascii="MS P明朝" w:cs="MS P明朝" w:eastAsia="MS P明朝" w:hAnsi="MS P明朝"/>
-                <w:b w:val="false"/>
-                <w:bCs w:val="false"/>
-                <w:sz w:val="22"/>
-                <w:szCs w:val="22"/>
-              </w:rPr>
-              <w:t xml:space="preserve">：(0, 2)と(3, 0)を通る直線　　②　</w:t>
-            </w:r>
-            <m:oMath xmlns:m="http://schemas.openxmlformats.org/officeDocument/2006/math" xmlns:w="http://schemas.openxmlformats.org/wordprocessingml/2006/main">
-              <m:r>
-                <m:t xml:space="preserve">y=2x−3</m:t>
-              </m:r>
-            </m:oMath>
-            <w:r>
-              <w:rPr>
-                <w:rFonts w:ascii="MS P明朝" w:cs="MS P明朝" w:eastAsia="MS P明朝" w:hAnsi="MS P明朝"/>
-                <w:b w:val="false"/>
-                <w:bCs w:val="false"/>
-                <w:sz w:val="22"/>
-                <w:szCs w:val="22"/>
-              </w:rPr>
-              <w:t xml:space="preserve">：(0, −3)と(1, −1)を通る直線</w:t>
-            </w:r>
           </w:p>
         </w:tc>
         <w:tc>
@@ -2655,7 +2605,7 @@
                 <w:sz w:val="22"/>
                 <w:szCs w:val="22"/>
               </w:rPr>
-              <w:t xml:space="preserve">4×2</w:t>
+              <w:t xml:space="preserve">6</w:t>
             </w:r>
           </w:p>
         </w:tc>
@@ -2692,104 +2642,7 @@
                 <w:sz w:val="22"/>
                 <w:szCs w:val="22"/>
               </w:rPr>
-              <w:t xml:space="preserve">3（2）</w:t>
-            </w:r>
-          </w:p>
-        </w:tc>
-        <w:tc>
-          <w:tcPr>
-            <w:tcW w:type="dxa" w:w="9470"/>
-            <w:tcBorders>
-              <w:top w:val="single" w:color="000000" w:sz="8"/>
-              <w:left w:val="single" w:color="000000" w:sz="8"/>
-              <w:bottom w:val="single" w:color="000000" w:sz="8"/>
-              <w:right w:val="single" w:color="000000" w:sz="8"/>
-            </w:tcBorders>
-            <w:tcMar>
-              <w:top w:type="dxa" w:w="30"/>
-              <w:left w:type="dxa" w:w="100"/>
-              <w:bottom w:type="dxa" w:w="30"/>
-              <w:right w:type="dxa" w:w="100"/>
-            </w:tcMar>
-          </w:tcPr>
-          <w:p>
-            <w:pPr>
-              <w:spacing w:after="0" w:before="0" w:line="300" w:lineRule="atLeast"/>
-            </w:pPr>
-            <m:oMath xmlns:m="http://schemas.openxmlformats.org/officeDocument/2006/math" xmlns:w="http://schemas.openxmlformats.org/wordprocessingml/2006/main">
-              <m:r>
-                <m:t xml:space="preserve">a=−3</m:t>
-              </m:r>
-            </m:oMath>
-          </w:p>
-        </w:tc>
-        <w:tc>
-          <w:tcPr>
-            <w:tcW w:type="dxa" w:w="1400"/>
-            <w:tcBorders>
-              <w:top w:val="single" w:color="000000" w:sz="8"/>
-              <w:left w:val="single" w:color="000000" w:sz="8"/>
-              <w:bottom w:val="single" w:color="000000" w:sz="8"/>
-              <w:right w:val="single" w:color="000000" w:sz="8"/>
-            </w:tcBorders>
-            <w:tcMar>
-              <w:top w:type="dxa" w:w="30"/>
-              <w:left w:type="dxa" w:w="100"/>
-              <w:bottom w:type="dxa" w:w="30"/>
-              <w:right w:type="dxa" w:w="100"/>
-            </w:tcMar>
-          </w:tcPr>
-          <w:p>
-            <w:pPr>
-              <w:spacing w:after="0" w:before="0" w:line="300" w:lineRule="atLeast"/>
-              <w:jc w:val="center"/>
-            </w:pPr>
-            <w:r>
-              <w:rPr>
-                <w:rFonts w:ascii="MS P明朝" w:cs="MS P明朝" w:eastAsia="MS P明朝" w:hAnsi="MS P明朝"/>
-                <w:b w:val="false"/>
-                <w:bCs w:val="false"/>
-                <w:sz w:val="22"/>
-                <w:szCs w:val="22"/>
-              </w:rPr>
-              <w:t xml:space="preserve">4</w:t>
-            </w:r>
-          </w:p>
-        </w:tc>
-      </w:tr>
-      <w:tr>
-        <w:trPr>
-          <w:cantSplit/>
-        </w:trPr>
-        <w:tc>
-          <w:tcPr>
-            <w:tcW w:type="dxa" w:w="1800"/>
-            <w:tcBorders>
-              <w:top w:val="single" w:color="000000" w:sz="8"/>
-              <w:left w:val="single" w:color="000000" w:sz="8"/>
-              <w:bottom w:val="single" w:color="000000" w:sz="8"/>
-              <w:right w:val="single" w:color="000000" w:sz="8"/>
-            </w:tcBorders>
-            <w:tcMar>
-              <w:top w:type="dxa" w:w="30"/>
-              <w:left w:type="dxa" w:w="100"/>
-              <w:bottom w:type="dxa" w:w="30"/>
-              <w:right w:type="dxa" w:w="100"/>
-            </w:tcMar>
-          </w:tcPr>
-          <w:p>
-            <w:pPr>
-              <w:spacing w:after="0" w:before="0" w:line="300" w:lineRule="atLeast"/>
-            </w:pPr>
-            <w:r>
-              <w:rPr>
-                <w:rFonts w:ascii="MS P明朝" w:cs="MS P明朝" w:eastAsia="MS P明朝" w:hAnsi="MS P明朝"/>
-                <w:b w:val="false"/>
-                <w:bCs w:val="false"/>
-                <w:sz w:val="22"/>
-                <w:szCs w:val="22"/>
-              </w:rPr>
-              <w:t xml:space="preserve">★3（3）</w:t>
+              <w:t xml:space="preserve">★3（2）</w:t>
             </w:r>
           </w:p>
         </w:tc>
@@ -2874,7 +2727,7 @@
                 <w:sz w:val="22"/>
                 <w:szCs w:val="22"/>
               </w:rPr>
-              <w:t xml:space="preserve">5</w:t>
+              <w:t xml:space="preserve">6</w:t>
             </w:r>
           </w:p>
         </w:tc>
